--- a/testakten/arbeitsrecht-kuendigungsdrama-koerber-werk/09_kuendigungsschreiben_22_05_2025.docx
+++ b/testakten/arbeitsrecht-kuendigungsdrama-koerber-werk/09_kuendigungsschreiben_22_05_2025.docx
@@ -5,55 +5,131 @@
     <w:p>
       <w:pPr>
         <w:pStyle w:val="Heading1"/>
+        <w:spacing w:after="160" w:line="259" w:lineRule="auto"/>
       </w:pPr>
       <w:r>
         <w:rPr>
           <w:rFonts w:ascii="Times New Roman" w:hAnsi="Times New Roman"/>
+          <w:b/>
+          <w:sz w:val="28"/>
         </w:rPr>
         <w:t>Kündigung vom 22.05.2025 — Wortlaut und Zugangsdokumentation</w:t>
       </w:r>
     </w:p>
     <w:p>
       <w:pPr>
+        <w:spacing w:line="259" w:lineRule="auto" w:after="60"/>
         <w:jc w:val="left"/>
       </w:pPr>
       <w:r>
         <w:t>Original liegt bei Akte (einseitig, Din-A4, Briefkopf Steinhoff SE). Körber hat das Schreiben am 22.05.2025 gegen 14:30 Uhr an der Haustür (Forstweg 14, 16225 Eberswalde) entgegengenommen. Übergabe durch Boten der Steinhoff SE (nach Körbers Angabe: Klaus-Dieter Preuß, Leiter Einkauf, privates Fahrzeug). Quittung wurde von ihr nicht unterzeichnet; Preuß hat eigenhändig auf einer Übergabebestätigung vermerkt, dass Körber das Schreiben „persönlich in Empfang genommen hat um 14:31 Uhr." Diese Übergabebestätigung liegt uns nicht vor — Körber hat kein Gegenstück erhalten.</w:t>
       </w:r>
     </w:p>
-    <w:p/>
+    <w:p>
+      <w:pPr>
+        <w:spacing w:line="259" w:lineRule="auto" w:after="60"/>
+      </w:pPr>
+    </w:p>
     <w:p>
       <w:pPr>
         <w:pStyle w:val="Heading2"/>
+        <w:spacing w:before="120" w:after="60" w:line="259" w:lineRule="auto"/>
       </w:pPr>
       <w:r>
         <w:rPr>
           <w:rFonts w:ascii="Times New Roman" w:hAnsi="Times New Roman"/>
+          <w:b/>
+          <w:sz w:val="22"/>
         </w:rPr>
         <w:t>Wortlaut des Kündigungsschreibens</w:t>
       </w:r>
     </w:p>
     <w:p>
       <w:pPr>
+        <w:spacing w:before="120" w:after="60" w:line="259" w:lineRule="auto"/>
         <w:jc w:val="left"/>
       </w:pPr>
       <w:r>
         <w:rPr>
+          <w:rFonts w:ascii="Times New Roman" w:hAnsi="Times New Roman"/>
           <w:b/>
+          <w:sz w:val="22"/>
         </w:rPr>
         <w:t>Steinhoff Präzisionsguss SE</w:t>
       </w:r>
     </w:p>
     <w:p>
       <w:pPr>
+        <w:spacing w:before="120" w:after="60" w:line="259" w:lineRule="auto"/>
         <w:jc w:val="left"/>
       </w:pPr>
       <w:r>
+        <w:rPr>
+          <w:rFonts w:ascii="Times New Roman" w:hAnsi="Times New Roman"/>
+          <w:b/>
+          <w:sz w:val="22"/>
+        </w:rPr>
         <w:t>Am Industriepark 1</w:t>
       </w:r>
     </w:p>
     <w:p>
       <w:pPr>
+        <w:spacing w:before="120" w:after="60" w:line="259" w:lineRule="auto"/>
+        <w:jc w:val="left"/>
+      </w:pPr>
+      <w:r>
+        <w:rPr>
+          <w:rFonts w:ascii="Times New Roman" w:hAnsi="Times New Roman"/>
+          <w:b/>
+          <w:sz w:val="22"/>
+        </w:rPr>
+        <w:t>16225 Eberswalde</w:t>
+      </w:r>
+    </w:p>
+    <w:p>
+      <w:pPr>
+        <w:spacing w:before="120" w:after="60" w:line="259" w:lineRule="auto"/>
+        <w:jc w:val="left"/>
+      </w:pPr>
+      <w:r>
+        <w:rPr>
+          <w:rFonts w:ascii="Times New Roman" w:hAnsi="Times New Roman"/>
+          <w:b/>
+          <w:sz w:val="22"/>
+        </w:rPr>
+        <w:t>Per Boten / Persönliche Übergabe</w:t>
+      </w:r>
+    </w:p>
+    <w:p>
+      <w:pPr>
+        <w:spacing w:line="259" w:lineRule="auto" w:after="60"/>
+        <w:jc w:val="left"/>
+      </w:pPr>
+      <w:r>
+        <w:t>Eberswalde, den 22.05.2025</w:t>
+      </w:r>
+    </w:p>
+    <w:p>
+      <w:pPr>
+        <w:spacing w:line="259" w:lineRule="auto" w:after="60"/>
+        <w:jc w:val="left"/>
+      </w:pPr>
+      <w:r>
+        <w:t>Dr. Annika Körber</w:t>
+      </w:r>
+    </w:p>
+    <w:p>
+      <w:pPr>
+        <w:spacing w:line="259" w:lineRule="auto" w:after="60"/>
+        <w:jc w:val="left"/>
+      </w:pPr>
+      <w:r>
+        <w:t>Forstweg 14</w:t>
+      </w:r>
+    </w:p>
+    <w:p>
+      <w:pPr>
+        <w:spacing w:line="259" w:lineRule="auto" w:after="60"/>
         <w:jc w:val="left"/>
       </w:pPr>
       <w:r>
@@ -62,49 +138,7 @@
     </w:p>
     <w:p>
       <w:pPr>
-        <w:jc w:val="left"/>
-      </w:pPr>
-      <w:r>
-        <w:rPr>
-          <w:b/>
-        </w:rPr>
-        <w:t>Per Boten / Persönliche Übergabe</w:t>
-      </w:r>
-    </w:p>
-    <w:p>
-      <w:pPr>
-        <w:jc w:val="left"/>
-      </w:pPr>
-      <w:r>
-        <w:t>Eberswalde, den 22.05.2025</w:t>
-      </w:r>
-    </w:p>
-    <w:p>
-      <w:pPr>
-        <w:jc w:val="left"/>
-      </w:pPr>
-      <w:r>
-        <w:t>Dr. Annika Körber</w:t>
-      </w:r>
-    </w:p>
-    <w:p>
-      <w:pPr>
-        <w:jc w:val="left"/>
-      </w:pPr>
-      <w:r>
-        <w:t>Forstweg 14</w:t>
-      </w:r>
-    </w:p>
-    <w:p>
-      <w:pPr>
-        <w:jc w:val="left"/>
-      </w:pPr>
-      <w:r>
-        <w:t>16225 Eberswalde</w:t>
-      </w:r>
-    </w:p>
-    <w:p>
-      <w:pPr>
+        <w:spacing w:line="259" w:lineRule="auto" w:after="60"/>
         <w:jc w:val="left"/>
       </w:pPr>
       <w:r>
@@ -116,6 +150,7 @@
     </w:p>
     <w:p>
       <w:pPr>
+        <w:spacing w:line="259" w:lineRule="auto" w:after="60"/>
         <w:jc w:val="left"/>
       </w:pPr>
       <w:r>
@@ -124,6 +159,7 @@
     </w:p>
     <w:p>
       <w:pPr>
+        <w:spacing w:line="259" w:lineRule="auto" w:after="60"/>
         <w:jc w:val="left"/>
       </w:pPr>
       <w:r>
@@ -132,6 +168,7 @@
     </w:p>
     <w:p>
       <w:pPr>
+        <w:spacing w:line="259" w:lineRule="auto" w:after="60"/>
         <w:jc w:val="left"/>
       </w:pPr>
       <w:r>
@@ -143,6 +180,7 @@
     </w:p>
     <w:p>
       <w:pPr>
+        <w:spacing w:line="259" w:lineRule="auto" w:after="60"/>
         <w:jc w:val="left"/>
       </w:pPr>
       <w:r>
@@ -151,6 +189,7 @@
     </w:p>
     <w:p>
       <w:pPr>
+        <w:spacing w:line="259" w:lineRule="auto" w:after="60"/>
         <w:jc w:val="left"/>
       </w:pPr>
       <w:r>
@@ -162,6 +201,7 @@
     </w:p>
     <w:p>
       <w:pPr>
+        <w:spacing w:line="259" w:lineRule="auto" w:after="60"/>
         <w:jc w:val="left"/>
       </w:pPr>
       <w:r>
@@ -170,6 +210,7 @@
     </w:p>
     <w:p>
       <w:pPr>
+        <w:spacing w:line="259" w:lineRule="auto" w:after="60"/>
         <w:jc w:val="left"/>
       </w:pPr>
       <w:r>
@@ -178,6 +219,7 @@
     </w:p>
     <w:p>
       <w:pPr>
+        <w:spacing w:line="259" w:lineRule="auto" w:after="60"/>
         <w:jc w:val="left"/>
       </w:pPr>
       <w:r>
@@ -189,6 +231,7 @@
     </w:p>
     <w:p>
       <w:pPr>
+        <w:spacing w:line="259" w:lineRule="auto" w:after="60"/>
         <w:jc w:val="left"/>
       </w:pPr>
       <w:r>
@@ -197,6 +240,7 @@
     </w:p>
     <w:p>
       <w:pPr>
+        <w:spacing w:line="259" w:lineRule="auto" w:after="60"/>
         <w:jc w:val="left"/>
       </w:pPr>
       <w:r>
@@ -208,6 +252,7 @@
     </w:p>
     <w:p>
       <w:pPr>
+        <w:spacing w:line="259" w:lineRule="auto" w:after="60"/>
         <w:jc w:val="left"/>
       </w:pPr>
       <w:r>
@@ -216,6 +261,7 @@
     </w:p>
     <w:p>
       <w:pPr>
+        <w:spacing w:line="259" w:lineRule="auto" w:after="60"/>
         <w:jc w:val="left"/>
       </w:pPr>
       <w:r>
@@ -227,6 +273,7 @@
     </w:p>
     <w:p>
       <w:pPr>
+        <w:spacing w:line="259" w:lineRule="auto" w:after="60"/>
         <w:jc w:val="left"/>
       </w:pPr>
       <w:r>
@@ -235,6 +282,7 @@
     </w:p>
     <w:p>
       <w:pPr>
+        <w:spacing w:line="259" w:lineRule="auto" w:after="60"/>
         <w:jc w:val="left"/>
       </w:pPr>
       <w:r>
@@ -243,6 +291,7 @@
     </w:p>
     <w:p>
       <w:pPr>
+        <w:spacing w:line="259" w:lineRule="auto" w:after="60"/>
         <w:jc w:val="left"/>
       </w:pPr>
       <w:r>
@@ -251,6 +300,7 @@
     </w:p>
     <w:p>
       <w:pPr>
+        <w:spacing w:line="259" w:lineRule="auto" w:after="60"/>
         <w:jc w:val="left"/>
       </w:pPr>
       <w:r>
@@ -259,6 +309,7 @@
     </w:p>
     <w:p>
       <w:pPr>
+        <w:spacing w:line="259" w:lineRule="auto" w:after="60"/>
         <w:jc w:val="left"/>
       </w:pPr>
       <w:r>
@@ -267,6 +318,7 @@
     </w:p>
     <w:p>
       <w:pPr>
+        <w:spacing w:line="259" w:lineRule="auto" w:after="60"/>
         <w:jc w:val="left"/>
       </w:pPr>
       <w:r>
@@ -275,16 +327,22 @@
     </w:p>
     <w:p>
       <w:pPr>
+        <w:spacing w:line="259" w:lineRule="auto" w:after="60"/>
         <w:jc w:val="left"/>
       </w:pPr>
       <w:r>
         <w:t>Personalleiter</w:t>
       </w:r>
     </w:p>
-    <w:p/>
+    <w:p>
+      <w:pPr>
+        <w:spacing w:line="259" w:lineRule="auto" w:after="60"/>
+      </w:pPr>
+    </w:p>
     <w:p>
       <w:pPr>
         <w:pStyle w:val="Heading2"/>
+        <w:spacing w:line="259" w:lineRule="auto" w:after="60"/>
       </w:pPr>
       <w:r>
         <w:rPr>
@@ -295,6 +353,7 @@
     </w:p>
     <w:p>
       <w:pPr>
+        <w:spacing w:line="259" w:lineRule="auto" w:after="60"/>
         <w:jc w:val="left"/>
       </w:pPr>
       <w:r>
@@ -303,6 +362,7 @@
     </w:p>
     <w:p>
       <w:pPr>
+        <w:spacing w:line="259" w:lineRule="auto" w:after="60"/>
         <w:jc w:val="left"/>
       </w:pPr>
       <w:r>
@@ -311,6 +371,7 @@
     </w:p>
     <w:p>
       <w:pPr>
+        <w:spacing w:line="259" w:lineRule="auto" w:after="60"/>
         <w:jc w:val="left"/>
       </w:pPr>
       <w:r>
@@ -323,6 +384,7 @@
     <w:p>
       <w:pPr>
         <w:pStyle w:val="ListBullet"/>
+        <w:spacing w:line="259" w:lineRule="auto" w:after="60"/>
       </w:pPr>
       <w:r>
         <w:t>Zugang Kündigung: 22.05.2025</w:t>
@@ -331,6 +393,7 @@
     <w:p>
       <w:pPr>
         <w:pStyle w:val="ListBullet"/>
+        <w:spacing w:line="259" w:lineRule="auto" w:after="60"/>
       </w:pPr>
       <w:r>
         <w:t>Klagefrist: 3 Wochen = 12.06.2025 (Donnerstag)</w:t>
@@ -339,6 +402,7 @@
     <w:p>
       <w:pPr>
         <w:pStyle w:val="ListBullet"/>
+        <w:spacing w:line="259" w:lineRule="auto" w:after="60"/>
       </w:pPr>
       <w:r>
         <w:t>Stand 30.05.2025: noch 13 Tage bis Fristablauf</w:t>
@@ -347,6 +411,7 @@
     <w:p>
       <w:pPr>
         <w:pStyle w:val="ListBullet"/>
+        <w:spacing w:line="259" w:lineRule="auto" w:after="60"/>
       </w:pPr>
       <w:r>
         <w:t>Nächste Schritte: Klageschrift fertigstellen, Einreichung beim ArbG Frankfurt (Oder) bis spätestens 10.06.2025</w:t>
@@ -354,6 +419,7 @@
     </w:p>
     <w:p>
       <w:pPr>
+        <w:spacing w:line="259" w:lineRule="auto" w:after="60"/>
         <w:jc w:val="left"/>
       </w:pPr>
       <w:r>
@@ -364,13 +430,58 @@
       </w:r>
     </w:p>
     <w:sectPr>
+      <w:headerReference w:type="default" r:id="rId9"/>
+      <w:footerReference w:type="default" r:id="rId10"/>
       <w:pgSz w:w="11906" w:h="16838"/>
-      <w:pgMar w:top="1417" w:right="1417" w:bottom="1417" w:left="1417" w:header="720" w:footer="720" w:gutter="0"/>
+      <w:pgMar w:top="1191" w:right="1247" w:bottom="1134" w:left="1361" w:header="720" w:footer="720" w:gutter="0"/>
       <w:cols w:space="720"/>
       <w:docGrid w:linePitch="360"/>
     </w:sectPr>
   </w:body>
 </w:document>
+</file>
+
+<file path=word/footer1.xml><?xml version="1.0" encoding="utf-8"?>
+<w:ftr xmlns:m="http://schemas.openxmlformats.org/officeDocument/2006/math" xmlns:mc="http://schemas.openxmlformats.org/markup-compatibility/2006" xmlns:mo="http://schemas.microsoft.com/office/mac/office/2008/main" xmlns:mv="urn:schemas-microsoft-com:mac:vml" xmlns:o="urn:schemas-microsoft-com:office:office" xmlns:r="http://schemas.openxmlformats.org/officeDocument/2006/relationships" xmlns:v="urn:schemas-microsoft-com:vml" xmlns:w10="urn:schemas-microsoft-com:office:word" xmlns:w14="http://schemas.microsoft.com/office/word/2010/wordml" xmlns:w="http://schemas.openxmlformats.org/wordprocessingml/2006/main" xmlns:wne="http://schemas.microsoft.com/office/word/2006/wordml" xmlns:wp14="http://schemas.microsoft.com/office/word/2010/wordprocessingDrawing" xmlns:wp="http://schemas.openxmlformats.org/drawingml/2006/wordprocessingDrawing" xmlns:wpc="http://schemas.microsoft.com/office/word/2010/wordprocessingCanvas" xmlns:wpg="http://schemas.microsoft.com/office/word/2010/wordprocessingGroup" xmlns:wpi="http://schemas.microsoft.com/office/word/2010/wordprocessingInk" xmlns:wps="http://schemas.microsoft.com/office/word/2010/wordprocessingShape" mc:Ignorable="w14 wp14">
+  <w:p>
+    <w:pPr>
+      <w:pStyle w:val="Footer"/>
+      <w:jc w:val="left"/>
+    </w:pPr>
+    <w:r/>
+    <w:r>
+      <w:rPr>
+        <w:rFonts w:ascii="Times New Roman" w:hAnsi="Times New Roman"/>
+        <w:b w:val="0"/>
+        <w:color w:val="777777"/>
+        <w:sz w:val="17"/>
+      </w:rPr>
+      <w:t>Vertraulich | Bearbeitungsstand Juli 2026 | nur zur Aktenbearbeitung</w:t>
+    </w:r>
+  </w:p>
+</w:ftr>
+</file>
+
+<file path=word/header1.xml><?xml version="1.0" encoding="utf-8"?>
+<w:hdr xmlns:m="http://schemas.openxmlformats.org/officeDocument/2006/math" xmlns:mc="http://schemas.openxmlformats.org/markup-compatibility/2006" xmlns:mo="http://schemas.microsoft.com/office/mac/office/2008/main" xmlns:mv="urn:schemas-microsoft-com:mac:vml" xmlns:o="urn:schemas-microsoft-com:office:office" xmlns:r="http://schemas.openxmlformats.org/officeDocument/2006/relationships" xmlns:v="urn:schemas-microsoft-com:vml" xmlns:w10="urn:schemas-microsoft-com:office:word" xmlns:w14="http://schemas.microsoft.com/office/word/2010/wordml" xmlns:w="http://schemas.openxmlformats.org/wordprocessingml/2006/main" xmlns:wne="http://schemas.microsoft.com/office/word/2006/wordml" xmlns:wp14="http://schemas.microsoft.com/office/word/2010/wordprocessingDrawing" xmlns:wp="http://schemas.openxmlformats.org/drawingml/2006/wordprocessingDrawing" xmlns:wpc="http://schemas.microsoft.com/office/word/2010/wordprocessingCanvas" xmlns:wpg="http://schemas.microsoft.com/office/word/2010/wordprocessingGroup" xmlns:wpi="http://schemas.microsoft.com/office/word/2010/wordprocessingInk" xmlns:wps="http://schemas.microsoft.com/office/word/2010/wordprocessingShape" mc:Ignorable="w14 wp14">
+  <w:p>
+    <w:pPr>
+      <w:pStyle w:val="Header"/>
+      <w:jc w:val="left"/>
+    </w:pPr>
+    <w:r/>
+    <w:r>
+      <w:rPr>
+        <w:rFonts w:ascii="Times New Roman" w:hAnsi="Times New Roman"/>
+        <w:b w:val="0"/>
+        <w:i w:val="0"/>
+        <w:color w:val="666666"/>
+        <w:sz w:val="17"/>
+      </w:rPr>
+      <w:t>Klotzkette Rechtsanwaltsgesellschaft mbH | Arbeitsrechtliche Mandatsakte | Bearbeitungsstand Juli 2026</w:t>
+    </w:r>
+  </w:p>
+</w:hdr>
 </file>
 
 <file path=word/numbering.xml><?xml version="1.0" encoding="utf-8"?>
@@ -1087,11 +1198,12 @@
       <w:contextualSpacing/>
     </w:pPr>
     <w:rPr>
-      <w:rFonts w:asciiTheme="majorHAnsi" w:eastAsiaTheme="majorEastAsia" w:hAnsiTheme="majorHAnsi" w:cstheme="majorBidi"/>
+      <w:rFonts w:asciiTheme="majorHAnsi" w:eastAsiaTheme="majorEastAsia" w:hAnsiTheme="majorHAnsi" w:cstheme="majorBidi" w:ascii="Times New Roman" w:hAnsi="Times New Roman"/>
+      <w:b/>
       <w:color w:val="17365D" w:themeColor="text2" w:themeShade="BF"/>
       <w:spacing w:val="5"/>
       <w:kern w:val="28"/>
-      <w:sz w:val="52"/>
+      <w:sz w:val="30"/>
       <w:szCs w:val="52"/>
     </w:rPr>
   </w:style>
